--- a/templates/fermeture-tup-decision.docx
+++ b/templates/fermeture-tup-decision.docx
@@ -9,7 +9,7 @@
       <w:r>
         <w:rPr>
           <w:b/>
-          <w:sz w:val="32"/>
+          <w:sz w:val="26"/>
         </w:rPr>
         <w:t xml:space="preserve">{{SOCIETE}}</w:t>
       </w:r>
@@ -62,7 +62,7 @@
       <w:r>
         <w:rPr>
           <w:b/>
-          <w:sz w:val="28"/>
+          <w:sz w:val="25"/>
           <w:u w:val="single"/>
         </w:rPr>
         <w:t xml:space="preserve">DÉCISION DE L'ASSOCIÉ UNIQUE</w:t>
@@ -76,7 +76,7 @@
       <w:r>
         <w:rPr>
           <w:b/>
-          <w:sz w:val="24"/>
+          <w:sz w:val="22"/>
         </w:rPr>
         <w:t xml:space="preserve">DISSOLUTION SANS LIQUIDATION - EN DATE DU {{DATE_DISSOLUTION_FR}}</w:t>
       </w:r>
@@ -120,7 +120,7 @@
       <w:r>
         <w:rPr>
           <w:b/>
-          <w:sz w:val="24"/>
+          <w:sz w:val="22"/>
           <w:u w:val="single"/>
         </w:rPr>
         <w:t xml:space="preserve">DÉCISION - DISSOLUTION SANS LIQUIDATION</w:t>
@@ -157,7 +157,7 @@
       <w:r>
         <w:rPr>
           <w:b/>
-          <w:sz w:val="24"/>
+          <w:sz w:val="22"/>
           <w:u w:val="single"/>
         </w:rPr>
         <w:t xml:space="preserve">DÉCISION - DATE D'EFFET ET OPPOSITION DES CRÉANCIERS</w:t>
@@ -194,7 +194,7 @@
       <w:r>
         <w:rPr>
           <w:b/>
-          <w:sz w:val="24"/>
+          <w:sz w:val="22"/>
           <w:u w:val="single"/>
         </w:rPr>
         <w:t xml:space="preserve">DÉCISION - POUVOIRS POUR LES FORMALITÉS</w:t>
@@ -247,7 +247,7 @@
       <w:r>
         <w:rPr>
           <w:b/>
-          <w:sz w:val="32"/>
+          <w:sz w:val="26"/>
         </w:rPr>
         <w:t xml:space="preserve">Pour l'associé unique</w:t>
       </w:r>
@@ -266,4 +266,30 @@
     </w:sectPr>
   </w:body>
 </w:document>
+</file>
+
+<file path=word/styles.xml><?xml version="1.0" encoding="utf-8"?>
+<w:styles xmlns:w="http://schemas.openxmlformats.org/wordprocessingml/2006/main">
+  <w:docDefaults>
+    <w:rPrDefault>
+      <w:rPr>
+        <w:rFonts w:ascii="Cambria" w:hAnsi="Cambria" w:eastAsia="Cambria" w:cs="Cambria"/>
+        <w:sz w:val="22"/>
+        <w:szCs w:val="22"/>
+        <w:lang w:val="fr-FR"/>
+      </w:rPr>
+    </w:rPrDefault>
+    <w:pPrDefault>
+      <w:pPr>
+        <w:widowControl/>
+        <w:spacing w:after="160" w:line="276" w:lineRule="auto"/>
+        <w:jc w:val="both"/>
+      </w:pPr>
+    </w:pPrDefault>
+  </w:docDefaults>
+  <w:style w:type="paragraph" w:default="1" w:styleId="Normal">
+    <w:name w:val="Normal"/>
+    <w:qFormat/>
+  </w:style>
+</w:styles>
 </file>
--- a/templates/fermeture-tup-decision.docx
+++ b/templates/fermeture-tup-decision.docx
@@ -22,7 +22,7 @@
         <w:rPr>
           <w:sz w:val="20"/>
         </w:rPr>
-        <w:t xml:space="preserve">{{FORME_EN_CLAIR}} au capital de {{CAPITAL_FORMATE}} euros</w:t>
+        <w:t xml:space="preserve">{{FORME_EN_CLAIR_CAPITALE}} au capital de {{CAPITAL_FORMATE}} euros</w:t>
       </w:r>
     </w:p>
     <w:p>

--- a/templates/fermeture-tup-decision.docx
+++ b/templates/fermeture-tup-decision.docx
@@ -78,7 +78,7 @@
           <w:b/>
           <w:sz w:val="22"/>
         </w:rPr>
-        <w:t xml:space="preserve">DISSOLUTION SANS LIQUIDATION - EN DATE DU {{DATE_DISSOLUTION_FR}}</w:t>
+        <w:t xml:space="preserve">DISSOLUTION SANS LIQUIDATION - EN DATE DU {{DATE_DISSOLUTION_TITRE}}</w:t>
       </w:r>
     </w:p>
     <w:p>
